--- a/scripts/demo/文稿.docx
+++ b/scripts/demo/文稿.docx
@@ -27,7 +27,7 @@
             <w:u w:val="single"/>
             <w:vertAlign w:val="superscript"/>
           </w:rPr>
-          <w:t>[1]</w:t>
+          <w:t>(Vaswani et al., 2017)</w:t>
         </w:r>
       </w:hyperlink>
       <w:r>
@@ -47,7 +47,7 @@
             <w:u w:val="single"/>
             <w:vertAlign w:val="superscript"/>
           </w:rPr>
-          <w:t>[1]</w:t>
+          <w:t>(Vaswani et al., 2017)</w:t>
         </w:r>
       </w:hyperlink>
       <w:r>
@@ -66,7 +66,7 @@
             <w:u w:val="single"/>
             <w:vertAlign w:val="superscript"/>
           </w:rPr>
-          <w:t>[2]</w:t>
+          <w:t>(Devlin et al., 2019)</w:t>
         </w:r>
       </w:hyperlink>
       <w:r>
@@ -100,16 +100,50 @@
         <w:ind w:left="420" w:hanging="420"/>
         <w:jc w:val="both"/>
       </w:pPr>
-      <w:bookmarkStart w:id="1" w:name="ref_vaswani2017"/>
+      <w:bookmarkStart w:id="7" w:name="ref_devlin2019"/>
       <w:r>
         <w:rPr>
           <w:rFonts w:ascii="Times New Roman" w:hAnsi="Times New Roman" w:eastAsia="宋体"/>
         </w:rPr>
-        <w:t>[1]</w:t>
+        <w:t>DEVLIN J, CHANG MW, LEE K, et al. BERT: Pre-training of deep bidirectional transformers for language understanding[J]. </w:t>
       </w:r>
       <w:r>
-        <w:tab/>
+        <w:rPr>
+          <w:rFonts w:ascii="Times New Roman" w:hAnsi="Times New Roman" w:eastAsia="宋体"/>
+          <w:i/>
+        </w:rPr>
+        <w:t>Proceedings of NAACL-HLT</w:t>
       </w:r>
+      <w:r>
+        <w:rPr>
+          <w:rFonts w:ascii="Times New Roman" w:hAnsi="Times New Roman" w:eastAsia="宋体"/>
+        </w:rPr>
+        <w:t>, 2019. </w:t>
+      </w:r>
+      <w:hyperlink r:id="rId9" w:tooltip="打开论文页面">
+        <w:r>
+          <w:rPr>
+            <w:rFonts w:ascii="Times New Roman" w:hAnsi="Times New Roman" w:eastAsia="宋体"/>
+            <w:color w:val="0563C1"/>
+            <w:u w:val="single"/>
+          </w:rPr>
+          <w:t>https://doi.org/10.18653/v1/N19-1423</w:t>
+        </w:r>
+      </w:hyperlink>
+      <w:r>
+        <w:rPr>
+          <w:rFonts w:ascii="Times New Roman" w:hAnsi="Times New Roman" w:eastAsia="宋体"/>
+        </w:rPr>
+        <w:t>.</w:t>
+      </w:r>
+      <w:bookmarkEnd w:id="7"/>
+    </w:p>
+    <w:p>
+      <w:pPr>
+        <w:ind w:left="420" w:hanging="420"/>
+        <w:jc w:val="both"/>
+      </w:pPr>
+      <w:bookmarkStart w:id="8" w:name="ref_vaswani2017"/>
       <w:r>
         <w:rPr>
           <w:rFonts w:ascii="Times New Roman" w:hAnsi="Times New Roman" w:eastAsia="宋体"/>
@@ -129,7 +163,7 @@
         </w:rPr>
         <w:t>, 2017, 30. </w:t>
       </w:r>
-      <w:hyperlink r:id="rId9" w:tooltip="打开论文页面">
+      <w:hyperlink r:id="rId10" w:tooltip="打开论文页面">
         <w:r>
           <w:rPr>
             <w:rFonts w:ascii="Times New Roman" w:hAnsi="Times New Roman" w:eastAsia="宋体"/>
@@ -145,59 +179,7 @@
         </w:rPr>
         <w:t>.</w:t>
       </w:r>
-      <w:bookmarkEnd w:id="1"/>
-    </w:p>
-    <w:p>
-      <w:pPr>
-        <w:ind w:left="420" w:hanging="420"/>
-        <w:jc w:val="both"/>
-      </w:pPr>
-      <w:bookmarkStart w:id="2" w:name="ref_devlin2019"/>
-      <w:r>
-        <w:rPr>
-          <w:rFonts w:ascii="Times New Roman" w:hAnsi="Times New Roman" w:eastAsia="宋体"/>
-        </w:rPr>
-        <w:t>[2]</w:t>
-      </w:r>
-      <w:r>
-        <w:tab/>
-      </w:r>
-      <w:r>
-        <w:rPr>
-          <w:rFonts w:ascii="Times New Roman" w:hAnsi="Times New Roman" w:eastAsia="宋体"/>
-        </w:rPr>
-        <w:t>DEVLIN J, CHANG MW, LEE K, et al. BERT: Pre-training of deep bidirectional transformers for language understanding[J]. </w:t>
-      </w:r>
-      <w:r>
-        <w:rPr>
-          <w:rFonts w:ascii="Times New Roman" w:hAnsi="Times New Roman" w:eastAsia="宋体"/>
-          <w:i/>
-        </w:rPr>
-        <w:t>Proceedings of NAACL-HLT</w:t>
-      </w:r>
-      <w:r>
-        <w:rPr>
-          <w:rFonts w:ascii="Times New Roman" w:hAnsi="Times New Roman" w:eastAsia="宋体"/>
-        </w:rPr>
-        <w:t>, 2019. </w:t>
-      </w:r>
-      <w:hyperlink r:id="rId10" w:tooltip="打开论文页面">
-        <w:r>
-          <w:rPr>
-            <w:rFonts w:ascii="Times New Roman" w:hAnsi="Times New Roman" w:eastAsia="宋体"/>
-            <w:color w:val="0563C1"/>
-            <w:u w:val="single"/>
-          </w:rPr>
-          <w:t>https://doi.org/10.18653/v1/N19-1423</w:t>
-        </w:r>
-      </w:hyperlink>
-      <w:r>
-        <w:rPr>
-          <w:rFonts w:ascii="Times New Roman" w:hAnsi="Times New Roman" w:eastAsia="宋体"/>
-        </w:rPr>
-        <w:t>.</w:t>
-      </w:r>
-      <w:bookmarkEnd w:id="2"/>
+      <w:bookmarkEnd w:id="8"/>
     </w:p>
   </w:body>
 </w:document>

--- a/scripts/demo/文稿.docx
+++ b/scripts/demo/文稿.docx
@@ -100,7 +100,7 @@
         <w:ind w:left="420" w:hanging="420"/>
         <w:jc w:val="both"/>
       </w:pPr>
-      <w:bookmarkStart w:id="7" w:name="ref_devlin2019"/>
+      <w:bookmarkStart w:id="11" w:name="ref_devlin2019"/>
       <w:r>
         <w:rPr>
           <w:rFonts w:ascii="Times New Roman" w:hAnsi="Times New Roman" w:eastAsia="宋体"/>
@@ -136,14 +136,14 @@
         </w:rPr>
         <w:t>.</w:t>
       </w:r>
-      <w:bookmarkEnd w:id="7"/>
+      <w:bookmarkEnd w:id="11"/>
     </w:p>
     <w:p>
       <w:pPr>
         <w:ind w:left="420" w:hanging="420"/>
         <w:jc w:val="both"/>
       </w:pPr>
-      <w:bookmarkStart w:id="8" w:name="ref_vaswani2017"/>
+      <w:bookmarkStart w:id="12" w:name="ref_vaswani2017"/>
       <w:r>
         <w:rPr>
           <w:rFonts w:ascii="Times New Roman" w:hAnsi="Times New Roman" w:eastAsia="宋体"/>
@@ -179,7 +179,7 @@
         </w:rPr>
         <w:t>.</w:t>
       </w:r>
-      <w:bookmarkEnd w:id="8"/>
+      <w:bookmarkEnd w:id="12"/>
     </w:p>
   </w:body>
 </w:document>
